--- a/ru/discovery-articles/4.3 Микробная теория болезней.docx
+++ b/ru/discovery-articles/4.3 Микробная теория болезней.docx
@@ -4,136 +4,103 @@
   <w:body>
     <w:p>
       <w:pPr>
-        <w:spacing w:before="0" w:after="80"/>
+        <w:pStyle w:val="Title"/>
+        <w:widowControl/>
       </w:pPr>
       <w:r>
-        <w:rPr>
-          <w:rFonts w:ascii="Calibri" w:hAnsi="Calibri" w:cs="Calibri"/>
-          <w:b/>
-          <w:color w:val="2E74B5"/>
-          <w:sz w:val="20"/>
-        </w:rPr>
-        <w:t>4. Медицина, биология и общественное здравоохранение</w:t>
+        <w:t>4.3 Микробная теория болезней</w:t>
       </w:r>
     </w:p>
     <w:p>
       <w:pPr>
         <w:keepNext/>
-        <w:spacing w:before="0" w:after="120"/>
+        <w:widowControl/>
       </w:pPr>
       <w:r>
         <w:rPr>
-          <w:rFonts w:ascii="Calibri" w:hAnsi="Calibri" w:cs="Calibri"/>
-          <w:b/>
-          <w:color w:val="0B2545"/>
-          <w:sz w:val="48"/>
+          <w:sz w:val="20"/>
         </w:rPr>
-        <w:t>4.3 Микробная теория болезней</w:t>
+        <w:t>4. Медицина, биология и общественное здоровье</w:t>
       </w:r>
     </w:p>
     <w:p>
       <w:pPr>
-        <w:spacing w:before="0" w:after="200" w:line="276" w:lineRule="auto"/>
+        <w:keepNext/>
+        <w:widowControl/>
       </w:pPr>
       <w:r>
         <w:rPr>
-          <w:rFonts w:ascii="Calibri" w:hAnsi="Calibri" w:cs="Calibri"/>
-          <w:i/>
-          <w:color w:val="666666"/>
-          <w:sz w:val="21"/>
+          <w:sz w:val="20"/>
         </w:rPr>
-        <w:t>Период: 1850–1880-е годы — основополагающие работы Пастера и Коха | Ключевые фигуры: Луи Пастер; Роберт Кох; Игнац Земмельвейс; Джон Сноу</w:t>
+        <w:t>Период: 1850–1880-е годы — основополагающие исследования Пастера и Коха | Основные участники: Луи Пастер, Роберт Кох, Игнац Земмельвейс, Джон Сноу</w:t>
       </w:r>
     </w:p>
     <w:p>
       <w:pPr>
-        <w:spacing w:before="0" w:after="200" w:line="300" w:lineRule="auto"/>
+        <w:widowControl/>
       </w:pPr>
       <w:r>
-        <w:rPr>
-          <w:rFonts w:ascii="Calibri" w:hAnsi="Calibri" w:cs="Calibri"/>
-          <w:color w:val="0B2545"/>
-          <w:sz w:val="23"/>
-        </w:rPr>
-        <w:t>Согласно микробной теории, многие болезни вызывают конкретные микроорганизмы, а не дурной воздух или неопределённое нарушение равновесия в организме. Именно эта идея дала рациональную основу гигиене, вакцинации и применению антибиотиков.</w:t>
+        <w:t>Микробная теория объясняет многие болезни действием определённых микроорганизмов, а не «плохого воздуха» или неопределённого нарушения равновесия. Она дала научную основу гигиене, вакцинам и антибиотикам.</w:t>
       </w:r>
     </w:p>
     <w:p>
       <w:pPr>
         <w:pStyle w:val="Heading1"/>
+        <w:widowControl/>
       </w:pPr>
       <w:r>
-        <w:t>Ключевые факты</w:t>
+        <w:t>Кратко о главном</w:t>
       </w:r>
     </w:p>
     <w:p>
       <w:pPr>
-        <w:keepLines/>
-        <w:spacing w:after="80" w:line="300" w:lineRule="auto"/>
-        <w:numPr>
-          <w:ilvl w:val="0"/>
-          <w:numId w:val="10"/>
-        </w:numPr>
+        <w:pStyle w:val="ListBullet"/>
+        <w:widowControl/>
       </w:pPr>
       <w:r>
-        <w:t>Игнац Земмельвейс резко снизил смертность от родильной горячки, потребовав от врачей мыть руки.</w:t>
+        <w:t>Земмельвейс снизил частоту родильной горячки, настаивая на мытье рук.</w:t>
       </w:r>
     </w:p>
     <w:p>
       <w:pPr>
-        <w:keepLines/>
-        <w:spacing w:after="80" w:line="300" w:lineRule="auto"/>
-        <w:numPr>
-          <w:ilvl w:val="0"/>
-          <w:numId w:val="10"/>
-        </w:numPr>
+        <w:pStyle w:val="ListBullet"/>
+        <w:widowControl/>
       </w:pPr>
       <w:r>
-        <w:t>Во время вспышки холеры 1854 года Джон Сноу связал случаи заболевания с заражённой водой из одной колонки.</w:t>
+        <w:t>В 1854 году Сноу связал вспышку холеры с загрязнённой водоразборной колонкой.</w:t>
       </w:r>
     </w:p>
     <w:p>
       <w:pPr>
-        <w:keepLines/>
-        <w:spacing w:after="80" w:line="300" w:lineRule="auto"/>
-        <w:numPr>
-          <w:ilvl w:val="0"/>
-          <w:numId w:val="10"/>
-        </w:numPr>
+        <w:pStyle w:val="ListBullet"/>
+        <w:widowControl/>
       </w:pPr>
       <w:r>
-        <w:t>Луи Пастер показал, что микроорганизмы вызывают брожение и порчу продуктов.</w:t>
+        <w:t>Пастер показал роль микробов в брожении и порче продуктов.</w:t>
       </w:r>
     </w:p>
     <w:p>
       <w:pPr>
-        <w:keepLines/>
-        <w:spacing w:after="80" w:line="300" w:lineRule="auto"/>
-        <w:numPr>
-          <w:ilvl w:val="0"/>
-          <w:numId w:val="10"/>
-        </w:numPr>
+        <w:pStyle w:val="ListBullet"/>
+        <w:widowControl/>
       </w:pPr>
       <w:r>
-        <w:t>Роберт Кох доказал связь конкретных бактерий с конкретными болезнями.</w:t>
+        <w:t>Кох связал определённые бактерии с определёнными болезнями.</w:t>
       </w:r>
     </w:p>
     <w:p>
       <w:pPr>
-        <w:keepLines/>
-        <w:spacing w:after="80" w:line="300" w:lineRule="auto"/>
-        <w:numPr>
-          <w:ilvl w:val="0"/>
-          <w:numId w:val="10"/>
-        </w:numPr>
+        <w:pStyle w:val="ListBullet"/>
+        <w:widowControl/>
       </w:pPr>
       <w:r>
-        <w:t>Микробная теория вытеснила из медицины представление о миазмах — болезнетворном «дурном воздухе».</w:t>
+        <w:t>В медицине теория вытеснила объяснение миазмами — «дурным воздухом».</w:t>
       </w:r>
     </w:p>
     <w:p>
       <w:pPr>
         <w:pStyle w:val="Heading1"/>
+        <w:widowControl/>
       </w:pPr>
       <w:r>
         <w:t>Что это такое</w:t>
@@ -141,143 +108,101 @@
     </w:p>
     <w:p>
       <w:pPr>
-        <w:keepLines w:val="0"/>
+        <w:widowControl/>
       </w:pPr>
       <w:r>
-        <w:t>Микробная теория утверждает, что определённые инфекционные болезни вызываются определёнными микроорганизмами — бактериями, вирусами, грибами или паразитами, способными переходить от одного хозяина к другому. В повседневной речи микробом называют крошечного живого или вирусоподобного возбудителя заболевания.</w:t>
-      </w:r>
-    </w:p>
-    <w:p>
-      <w:pPr>
-        <w:keepLines w:val="0"/>
-      </w:pPr>
-      <w:r>
-        <w:t>Прежняя теория миазмов возлагала вину на гниющий воздух и неприятные запахи. Новый взгляд предлагал искать конкретного возбудителя и разрывать путь его передачи — подобно тому как источник сырости находят в повреждённой трубе, а не объясняют дождливой погодой.</w:t>
+        <w:t>Согласно микробной теории, определённые инфекции вызывают конкретные микроорганизмы — бактерии, вирусы, грибки или паразиты, способные переходить от одного хозяина к другому. В бытовом смысле микробом называют мельчайший живой или вирусоподобный возбудитель. Старое представление о миазмах обвиняло гнилостный воздух и запахи. Новый подход предлагал найти агента и прервать его действие — как искать протечку в сломанной трубе, а не винить сырую погоду.</w:t>
       </w:r>
     </w:p>
     <w:p>
       <w:pPr>
         <w:pStyle w:val="Heading1"/>
+        <w:widowControl/>
       </w:pPr>
       <w:r>
-        <w:t>Кто это открыл или изобрёл</w:t>
+        <w:t>Кто открыл или изобрёл</w:t>
       </w:r>
     </w:p>
     <w:p>
       <w:pPr>
-        <w:keepLines w:val="0"/>
+        <w:widowControl/>
       </w:pPr>
       <w:r>
-        <w:t>Доказательства складывались благодаря работе многих исследователей. В Вене Игнац Земмельвейс обнаружил, что обязательное мытьё рук врачами после вскрытий снижает смертность в родильных отделениях. В Лондоне Джон Сноу нанёс случаи холеры на карту и проследил их до водоразборной колонки.</w:t>
-      </w:r>
-    </w:p>
-    <w:p>
-      <w:pPr>
-        <w:keepLines w:val="0"/>
-      </w:pPr>
-      <w:r>
-        <w:t>Луи Пастер доказал, что микроорганизмы не возникают сами собой и участвуют в брожении и некоторых болезнях. Роберт Кох сформулировал правила, позволяющие установить, что конкретный микроб вызывает конкретное заболевание. Джозеф Листер применил эти идеи в хирургии, внедрив антисептическую обработку.</w:t>
+        <w:t>Доказательства собирали многие. В Вене Земмельвейс показал, что мытьё рук врачами после вскрытий снижает смертность в родильных отделениях. В Лондоне Сноу нанёс случаи холеры на карту и связал их с колонкой. Пастер доказал, что микробы не возникают из ничего и вызывают брожение и некоторые болезни. Кох сформулировал правила установления связи возбудителя с заболеванием. Джозеф Листер применил антисептические методы в хирургии.</w:t>
       </w:r>
     </w:p>
     <w:p>
       <w:pPr>
         <w:pStyle w:val="Heading1"/>
+        <w:widowControl/>
       </w:pPr>
       <w:r>
-        <w:t>Когда и как это появилось</w:t>
+        <w:t>Когда и как появилось</w:t>
       </w:r>
     </w:p>
     <w:p>
       <w:pPr>
-        <w:keepLines w:val="0"/>
+        <w:widowControl/>
       </w:pPr>
       <w:r>
-        <w:t>Решающими стали десятилетия от середины до конца XIX века. Совершенствование микроскопов, методов окрашивания и выращивания лабораторных культур позволило увидеть микроорганизмы и изучать их отдельно. Города с загрязнённым водоснабжением невольно превращались в места трагических естественных экспериментов.</w:t>
-      </w:r>
-    </w:p>
-    <w:p>
-      <w:pPr>
-        <w:keepLines w:val="0"/>
-      </w:pPr>
-      <w:r>
-        <w:t>Быстрая индустриальная урбанизация совпала с формированием новой лабораторной культуры. Признание пришло не сразу: многим врачам было трудно поверить, что невидимые живые существа способны свалить с ног крепкого взрослого человека.</w:t>
+        <w:t>Решающими стали середина и вторая половина XIX века: лучшие микроскопы, красители и питательные культуры позволили видеть и выращивать микробов. Города с грязной водой давали трагические естественные эксперименты. Условия создали промышленная урбанизация и новая лабораторная культура. Признание шло медленно: многим врачам было трудно поверить, что невидимая жизнь способна свалить крепкого взрослого.</w:t>
       </w:r>
     </w:p>
     <w:p>
       <w:pPr>
         <w:pStyle w:val="Heading1"/>
+        <w:widowControl/>
       </w:pPr>
       <w:r>
-        <w:t>Научное значение</w:t>
+        <w:t>Значение для науки</w:t>
       </w:r>
     </w:p>
     <w:p>
       <w:pPr>
-        <w:keepLines w:val="0"/>
+        <w:widowControl/>
       </w:pPr>
       <w:r>
-        <w:t>Когда возбудителя болезни стало возможно выделить и исследовать, медицина начала превращаться в экспериментальную науку. Постулаты Коха — найти микроб, вырастить его в культуре, воспроизвести заболевание и вновь выделить того же возбудителя — стали образцом доказательства причинной связи; позднее подход приспособили и к вирусам.</w:t>
-      </w:r>
-    </w:p>
-    <w:p>
-      <w:pPr>
-        <w:keepLines w:val="0"/>
-      </w:pPr>
-      <w:r>
-        <w:t>Общественное здравоохранение получило конкретные мишени для вмешательства: воду, молоко, насекомых и человеческие руки. Биология, в свою очередь, показала, что мельчайшие формы жизни способны менять судьбу крупнейших обществ.</w:t>
+        <w:t>Когда причину болезни стало возможно выделить, медицина получила экспериментальный подход. Постулаты Коха — обнаружить микроб, вырастить его, воспроизвести болезнь и снова выделить — стали образцом доказательства, позднее приспосабливаемым к вирусам. У общественного здравоохранения появились конкретные цели: вода, молоко, насекомые и руки. Биология показала, как самые маленькие организмы влияют на крупнейшие общества.</w:t>
       </w:r>
     </w:p>
     <w:p>
       <w:pPr>
         <w:pStyle w:val="Heading1"/>
+        <w:widowControl/>
       </w:pPr>
       <w:r>
-        <w:t>Влияние на последующее развитие</w:t>
+        <w:t>Влияние на дальнейшее развитие</w:t>
       </w:r>
     </w:p>
     <w:p>
       <w:pPr>
-        <w:keepLines w:val="0"/>
+        <w:widowControl/>
       </w:pPr>
       <w:r>
-        <w:t>Антисептика, пастеризация, очистка сточных вод, вакцинация и антибиотики стали прямыми следствиями микробной теории. Позднее вирусология и молекулярная генетика уточнили представления о том, какими бывают возбудители и как они действуют.</w:t>
-      </w:r>
-    </w:p>
-    <w:p>
-      <w:pPr>
-        <w:keepLines w:val="0"/>
-      </w:pPr>
-      <w:r>
-        <w:t>Эпидемиология до сих пор пользуется приёмом Сноу — нанесением случаев на карту. При появлении новой вспышки специалисты прежде всего задают те же вопросы: что служит возбудителем и каким путём он передаётся?</w:t>
+        <w:t>Антисептика, пастеризация, очистка сточных вод, вакцинация и антибиотики продолжили эту идею. Вирусология и молекулярная генетика уточнили природу возбудителей. Эпидемиология по-прежнему следует Сноу, нанося случаи на карту. При новой вспышке первые вопросы остаются прежними: что её вызывает и как передаётся?</w:t>
       </w:r>
     </w:p>
     <w:p>
       <w:pPr>
         <w:pStyle w:val="Heading1"/>
+        <w:widowControl/>
       </w:pPr>
       <w:r>
-        <w:t>Как это изменило жизнь людей</w:t>
+        <w:t>Как изменило жизнь людей</w:t>
       </w:r>
     </w:p>
     <w:p>
       <w:pPr>
-        <w:keepLines w:val="0"/>
+        <w:widowControl/>
       </w:pPr>
       <w:r>
-        <w:t>Больницы стали безопаснее, а в городах, очистивших питьевую воду, снизилась смертность. Люди начали кипятить молоко, промывать раны и воспринимать мытьё рук с мылом как норму общественной жизни.</w:t>
-      </w:r>
-    </w:p>
-    <w:p>
-      <w:pPr>
-        <w:keepLines w:val="0"/>
-      </w:pPr>
-      <w:r>
-        <w:t>Вместе с тем страх перед «нечистотой» порой обращали против бедных и уязвимых групп. И всё же немногие научные идеи спасли столько жизней: повседневная гигиена — это микробная теория, вошедшая в обычай.</w:t>
+        <w:t>Больницы стали безопаснее, в городах с очищенной водой падала смертность. Люди учились кипятить молоко, промывать раны и пользоваться мылом как частью общественной гигиены. Теория порождала и страх «нечистоты», которым могли злоупотреблять против бедных. В целом мало какие идеи спасли столько жизней. Ежедневная гигиена — микробная теория, вошедшая в привычку.</w:t>
       </w:r>
     </w:p>
     <w:p>
       <w:pPr>
         <w:pStyle w:val="Heading1"/>
+        <w:widowControl/>
       </w:pPr>
       <w:r>
         <w:t>Источники и литература</w:t>
@@ -286,149 +211,151 @@
     <w:p>
       <w:pPr>
         <w:pStyle w:val="Heading2"/>
+        <w:widowControl/>
       </w:pPr>
       <w:r>
-        <w:t>C. Материалы научных учреждений и энциклопедий</w:t>
+        <w:rPr>
+          <w:sz w:val="20"/>
+        </w:rPr>
+        <w:t>Материалы организаций и энциклопедии</w:t>
       </w:r>
     </w:p>
     <w:p>
       <w:pPr>
-        <w:keepLines/>
-        <w:spacing w:after="80" w:line="300" w:lineRule="auto"/>
-        <w:numPr>
-          <w:ilvl w:val="0"/>
-          <w:numId w:val="11"/>
-        </w:numPr>
+        <w:widowControl/>
       </w:pPr>
       <w:r>
-        <w:t>Encyclopaedia Britannica. «Germ theory».</w:t>
+        <w:rPr>
+          <w:sz w:val="20"/>
+        </w:rPr>
+        <w:t xml:space="preserve">1. Encyclopaedia Britannica. 'Germ theory.' </w:t>
       </w:r>
+      <w:hyperlink r:id="rId9">
+        <w:r>
+          <w:rPr>
+            <w:sz w:val="20"/>
+          </w:rPr>
+          <w:t>https://www.britannica.com/science/germ-theory</w:t>
+        </w:r>
+      </w:hyperlink>
       <w:r>
-        <w:t xml:space="preserve"> </w:t>
+        <w:rPr>
+          <w:sz w:val="20"/>
+        </w:rPr>
+      </w:r>
+    </w:p>
+    <w:p>
+      <w:pPr>
+        <w:widowControl/>
+      </w:pPr>
+      <w:r>
+        <w:rPr>
+          <w:sz w:val="20"/>
+        </w:rPr>
+        <w:t xml:space="preserve">2. Encyclopaedia Britannica. 'Robert Koch.' </w:t>
+      </w:r>
+      <w:hyperlink r:id="rId10">
+        <w:r>
+          <w:rPr>
+            <w:sz w:val="20"/>
+          </w:rPr>
+          <w:t>https://www.britannica.com/biography/Robert-Koch</w:t>
+        </w:r>
+      </w:hyperlink>
+      <w:r>
+        <w:rPr>
+          <w:sz w:val="20"/>
+        </w:rPr>
+      </w:r>
+    </w:p>
+    <w:p>
+      <w:pPr>
+        <w:widowControl/>
+      </w:pPr>
+      <w:r>
+        <w:rPr>
+          <w:sz w:val="20"/>
+        </w:rPr>
+        <w:t xml:space="preserve">3. John Snow Society. History of John Snow and the Broad Street pump. </w:t>
       </w:r>
       <w:hyperlink r:id="rId11">
         <w:r>
           <w:rPr>
-            <w:color w:val="0563C1"/>
-            <w:u w:val="single"/>
+            <w:sz w:val="20"/>
           </w:rPr>
-          <w:t>https://www.britannica.com/science/germ-theory</w:t>
+          <w:t>https://johnsnowsociety.org/</w:t>
         </w:r>
       </w:hyperlink>
+      <w:r>
+        <w:rPr>
+          <w:sz w:val="20"/>
+        </w:rPr>
+      </w:r>
     </w:p>
     <w:p>
       <w:pPr>
-        <w:keepLines/>
-        <w:spacing w:after="80" w:line="300" w:lineRule="auto"/>
-        <w:numPr>
-          <w:ilvl w:val="0"/>
-          <w:numId w:val="11"/>
-        </w:numPr>
+        <w:pStyle w:val="Heading2"/>
+        <w:widowControl/>
       </w:pPr>
       <w:r>
-        <w:t>Encyclopaedia Britannica. «Robert Koch».</w:t>
+        <w:rPr>
+          <w:sz w:val="20"/>
+        </w:rPr>
+        <w:t>Материалы музеев, архивов и библиотек</w:t>
       </w:r>
+    </w:p>
+    <w:p>
+      <w:pPr>
+        <w:widowControl/>
+      </w:pPr>
       <w:r>
-        <w:t xml:space="preserve"> </w:t>
+        <w:rPr>
+          <w:sz w:val="20"/>
+        </w:rPr>
+        <w:t xml:space="preserve">1. Wellcome Collection. Pasteur, Koch, and the rise of bacteriology. </w:t>
       </w:r>
       <w:hyperlink r:id="rId12">
         <w:r>
           <w:rPr>
-            <w:color w:val="0563C1"/>
-            <w:u w:val="single"/>
+            <w:sz w:val="20"/>
           </w:rPr>
-          <w:t>https://www.britannica.com/biography/Robert-Koch</w:t>
+          <w:t>https://wellcomecollection.org/</w:t>
         </w:r>
       </w:hyperlink>
+      <w:r>
+        <w:rPr>
+          <w:sz w:val="20"/>
+        </w:rPr>
+      </w:r>
     </w:p>
     <w:p>
       <w:pPr>
-        <w:keepLines/>
-        <w:spacing w:after="80" w:line="300" w:lineRule="auto"/>
-        <w:numPr>
-          <w:ilvl w:val="0"/>
-          <w:numId w:val="11"/>
-        </w:numPr>
+        <w:widowControl/>
       </w:pPr>
       <w:r>
-        <w:t>John Snow Society. История Джона Сноу и колонки на Брод-стрит.</w:t>
-      </w:r>
-      <w:r>
-        <w:t xml:space="preserve"> </w:t>
+        <w:rPr>
+          <w:sz w:val="20"/>
+        </w:rPr>
+        <w:t xml:space="preserve">2. Science Museum (London). Germ theory and public health stories. </w:t>
       </w:r>
       <w:hyperlink r:id="rId13">
         <w:r>
           <w:rPr>
-            <w:color w:val="0563C1"/>
-            <w:u w:val="single"/>
-          </w:rPr>
-          <w:t>https://johnsnowsociety.org/</w:t>
-        </w:r>
-      </w:hyperlink>
-    </w:p>
-    <w:p>
-      <w:pPr>
-        <w:pStyle w:val="Heading2"/>
-      </w:pPr>
-      <w:r>
-        <w:t>D. Материалы музеев, архивов и библиотек</w:t>
-      </w:r>
-    </w:p>
-    <w:p>
-      <w:pPr>
-        <w:keepLines/>
-        <w:spacing w:after="80" w:line="300" w:lineRule="auto"/>
-        <w:numPr>
-          <w:ilvl w:val="0"/>
-          <w:numId w:val="12"/>
-        </w:numPr>
-      </w:pPr>
-      <w:r>
-        <w:t>Wellcome Collection. Пастер, Кох и становление бактериологии.</w:t>
-      </w:r>
-      <w:r>
-        <w:t xml:space="preserve"> </w:t>
-      </w:r>
-      <w:hyperlink r:id="rId14">
-        <w:r>
-          <w:rPr>
-            <w:color w:val="0563C1"/>
-            <w:u w:val="single"/>
-          </w:rPr>
-          <w:t>https://wellcomecollection.org/</w:t>
-        </w:r>
-      </w:hyperlink>
-    </w:p>
-    <w:p>
-      <w:pPr>
-        <w:keepLines/>
-        <w:spacing w:after="80" w:line="300" w:lineRule="auto"/>
-        <w:numPr>
-          <w:ilvl w:val="0"/>
-          <w:numId w:val="12"/>
-        </w:numPr>
-      </w:pPr>
-      <w:r>
-        <w:t>Science Museum, Лондон. Материалы о микробной теории и общественном здравоохранении.</w:t>
-      </w:r>
-      <w:r>
-        <w:t xml:space="preserve"> </w:t>
-      </w:r>
-      <w:hyperlink r:id="rId15">
-        <w:r>
-          <w:rPr>
-            <w:color w:val="0563C1"/>
-            <w:u w:val="single"/>
+            <w:sz w:val="20"/>
           </w:rPr>
           <w:t>https://www.sciencemuseum.org.uk/objects-and-stories</w:t>
         </w:r>
       </w:hyperlink>
+      <w:r>
+        <w:rPr>
+          <w:sz w:val="20"/>
+        </w:rPr>
+      </w:r>
     </w:p>
     <w:sectPr>
-      <w:headerReference w:type="default" r:id="rId9"/>
-      <w:footerReference w:type="default" r:id="rId10"/>
-      <w:pgSz w:w="12240" w:h="15840"/>
-      <w:pgMar w:top="1440" w:right="1440" w:bottom="1440" w:left="1440" w:header="708" w:footer="708" w:gutter="0"/>
+      <w:footerReference w:type="default" r:id="rId14"/>
+      <w:pgSz w:w="11906" w:h="16838"/>
+      <w:pgMar w:top="1020" w:right="1134" w:bottom="1020" w:left="1134" w:header="720" w:footer="720" w:gutter="0"/>
       <w:cols w:space="720"/>
       <w:docGrid w:linePitch="360"/>
     </w:sectPr>
@@ -441,60 +368,11 @@
   <w:p>
     <w:pPr>
       <w:pStyle w:val="Footer"/>
-      <w:spacing w:before="0" w:after="0"/>
       <w:jc w:val="right"/>
     </w:pPr>
-    <w:r>
-      <w:rPr>
-        <w:rFonts w:ascii="Calibri" w:hAnsi="Calibri" w:cs="Calibri"/>
-        <w:color w:val="666666"/>
-        <w:sz w:val="18"/>
-      </w:rPr>
-      <w:t xml:space="preserve">Страница </w:t>
-    </w:r>
-    <w:r>
-      <w:rPr>
-        <w:rFonts w:ascii="Calibri" w:hAnsi="Calibri" w:cs="Calibri"/>
-        <w:color w:val="666666"/>
-        <w:sz w:val="18"/>
-      </w:rPr>
-      <w:fldChar w:fldCharType="begin"/>
-      <w:instrText xml:space="preserve"> PAGE </w:instrText>
-      <w:fldChar w:fldCharType="separate"/>
-      <w:t>1</w:t>
-      <w:fldChar w:fldCharType="end"/>
-    </w:r>
+    <w:fldSimple w:instr="PAGE"/>
   </w:p>
 </w:ftr>
-</file>
-
-<file path=word/header1.xml><?xml version="1.0" encoding="utf-8"?>
-<w:hdr xmlns:m="http://schemas.openxmlformats.org/officeDocument/2006/math" xmlns:mc="http://schemas.openxmlformats.org/markup-compatibility/2006" xmlns:mo="http://schemas.microsoft.com/office/mac/office/2008/main" xmlns:mv="urn:schemas-microsoft-com:mac:vml" xmlns:o="urn:schemas-microsoft-com:office:office" xmlns:r="http://schemas.openxmlformats.org/officeDocument/2006/relationships" xmlns:v="urn:schemas-microsoft-com:vml" xmlns:w10="urn:schemas-microsoft-com:office:word" xmlns:w14="http://schemas.microsoft.com/office/word/2010/wordml" xmlns:w="http://schemas.openxmlformats.org/wordprocessingml/2006/main" xmlns:wne="http://schemas.microsoft.com/office/word/2006/wordml" xmlns:wp14="http://schemas.microsoft.com/office/word/2010/wordprocessingDrawing" xmlns:wp="http://schemas.openxmlformats.org/drawingml/2006/wordprocessingDrawing" xmlns:wpc="http://schemas.microsoft.com/office/word/2010/wordprocessingCanvas" xmlns:wpg="http://schemas.microsoft.com/office/word/2010/wordprocessingGroup" xmlns:wpi="http://schemas.microsoft.com/office/word/2010/wordprocessingInk" xmlns:wps="http://schemas.microsoft.com/office/word/2010/wordprocessingShape" mc:Ignorable="w14 wp14">
-  <w:p>
-    <w:pPr>
-      <w:pStyle w:val="Header"/>
-      <w:spacing w:after="0"/>
-      <w:jc w:val="left"/>
-    </w:pPr>
-    <w:r>
-      <w:rPr>
-        <w:rFonts w:ascii="Calibri" w:hAnsi="Calibri" w:cs="Calibri"/>
-        <w:b/>
-        <w:color w:val="666666"/>
-        <w:sz w:val="18"/>
-      </w:rPr>
-      <w:t>Открытия и изобретения</w:t>
-    </w:r>
-    <w:r>
-      <w:rPr>
-        <w:rFonts w:ascii="Calibri" w:hAnsi="Calibri" w:cs="Calibri"/>
-        <w:color w:val="666666"/>
-        <w:sz w:val="18"/>
-      </w:rPr>
-      <w:t xml:space="preserve">    |    4. Медицина, биология и общественное здравоохранение</w:t>
-    </w:r>
-  </w:p>
-</w:hdr>
 </file>
 
 <file path=word/numbering.xml><?xml version="1.0" encoding="utf-8"?>
@@ -697,60 +575,6 @@
   <w:num w:numId="9">
     <w:abstractNumId w:val="0"/>
   </w:num>
-  <w:abstractNum w:abstractNumId="9">
-    <w:multiLevelType w:val="singleLevel"/>
-    <w:lvl w:ilvl="0">
-      <w:start w:val="1"/>
-      <w:numFmt w:val="bullet"/>
-      <w:lvlText w:val="•"/>
-      <w:lvlJc w:val="left"/>
-      <w:pPr>
-        <w:tabs>
-          <w:tab w:val="num" w:pos="540"/>
-        </w:tabs>
-        <w:ind w:left="540" w:hanging="270"/>
-      </w:pPr>
-    </w:lvl>
-  </w:abstractNum>
-  <w:num w:numId="10">
-    <w:abstractNumId w:val="9"/>
-  </w:num>
-  <w:abstractNum w:abstractNumId="10">
-    <w:multiLevelType w:val="singleLevel"/>
-    <w:lvl w:ilvl="0">
-      <w:start w:val="1"/>
-      <w:numFmt w:val="decimal"/>
-      <w:lvlText w:val="%1."/>
-      <w:lvlJc w:val="left"/>
-      <w:pPr>
-        <w:tabs>
-          <w:tab w:val="num" w:pos="540"/>
-        </w:tabs>
-        <w:ind w:left="540" w:hanging="270"/>
-      </w:pPr>
-    </w:lvl>
-  </w:abstractNum>
-  <w:num w:numId="11">
-    <w:abstractNumId w:val="10"/>
-  </w:num>
-  <w:abstractNum w:abstractNumId="11">
-    <w:multiLevelType w:val="singleLevel"/>
-    <w:lvl w:ilvl="0">
-      <w:start w:val="1"/>
-      <w:numFmt w:val="decimal"/>
-      <w:lvlText w:val="%1."/>
-      <w:lvlJc w:val="left"/>
-      <w:pPr>
-        <w:tabs>
-          <w:tab w:val="num" w:pos="540"/>
-        </w:tabs>
-        <w:ind w:left="540" w:hanging="270"/>
-      </w:pPr>
-    </w:lvl>
-  </w:abstractNum>
-  <w:num w:numId="12">
-    <w:abstractNumId w:val="11"/>
-  </w:num>
 </w:numbering>
 </file>
 
@@ -759,7 +583,7 @@
   <w:docDefaults>
     <w:rPrDefault>
       <w:rPr>
-        <w:rFonts w:asciiTheme="minorHAnsi" w:eastAsiaTheme="minorEastAsia" w:hAnsiTheme="minorHAnsi" w:cstheme="minorBidi"/>
+        <w:rFonts/>
         <w:sz w:val="22"/>
         <w:szCs w:val="22"/>
         <w:lang w:val="en-US" w:eastAsia="en-US" w:bidi="ar-SA"/>
@@ -915,12 +739,13 @@
     <w:qFormat/>
     <w:rsid w:val="00FC693F"/>
     <w:pPr>
-      <w:widowControl/>
-      <w:spacing w:before="0" w:after="120" w:line="300" w:lineRule="auto"/>
+      <w:spacing w:after="120" w:line="259" w:lineRule="auto"/>
     </w:pPr>
     <w:rPr>
-      <w:rFonts w:ascii="Calibri" w:hAnsi="Calibri" w:cs="Calibri"/>
-      <w:sz w:val="22"/>
+      <w:rFonts w:ascii="Times New Roman" w:hAnsi="Times New Roman"/>
+      <w:color w:val="000000"/>
+      <w:sz w:val="24"/>
+      <w:lang w:val="ru-RU"/>
     </w:rPr>
   </w:style>
   <w:style w:type="paragraph" w:styleId="Header">
@@ -978,16 +803,17 @@
     <w:pPr>
       <w:keepNext/>
       <w:keepLines/>
-      <w:spacing w:before="360" w:after="200"/>
+      <w:spacing w:before="480" w:after="120" w:line="259" w:lineRule="auto"/>
       <w:outlineLvl w:val="0"/>
     </w:pPr>
     <w:rPr>
-      <w:rFonts w:asciiTheme="majorHAnsi" w:eastAsiaTheme="majorEastAsia" w:hAnsiTheme="majorHAnsi" w:cstheme="majorBidi" w:ascii="Calibri" w:hAnsi="Calibri" w:cs="Calibri"/>
+      <w:rFonts w:ascii="Times New Roman" w:hAnsi="Times New Roman"/>
       <w:b/>
       <w:bCs/>
-      <w:color w:val="2E74B5"/>
-      <w:sz w:val="32"/>
+      <w:color w:val="000000"/>
+      <w:sz w:val="26"/>
       <w:szCs w:val="28"/>
+      <w:lang w:val="ru-RU"/>
     </w:rPr>
   </w:style>
   <w:style w:type="paragraph" w:styleId="Heading2">
@@ -1002,16 +828,17 @@
     <w:pPr>
       <w:keepNext/>
       <w:keepLines/>
-      <w:spacing w:before="280" w:after="140"/>
+      <w:spacing w:before="200" w:after="120" w:line="259" w:lineRule="auto"/>
       <w:outlineLvl w:val="1"/>
     </w:pPr>
     <w:rPr>
-      <w:rFonts w:asciiTheme="majorHAnsi" w:eastAsiaTheme="majorEastAsia" w:hAnsiTheme="majorHAnsi" w:cstheme="majorBidi" w:ascii="Calibri" w:hAnsi="Calibri" w:cs="Calibri"/>
+      <w:rFonts w:ascii="Times New Roman" w:hAnsi="Times New Roman"/>
       <w:b/>
       <w:bCs/>
-      <w:color w:val="2E74B5"/>
+      <w:color w:val="000000"/>
       <w:sz w:val="26"/>
       <w:szCs w:val="26"/>
+      <w:lang w:val="ru-RU"/>
     </w:rPr>
   </w:style>
   <w:style w:type="paragraph" w:styleId="Heading3">
@@ -1026,15 +853,14 @@
     <w:pPr>
       <w:keepNext/>
       <w:keepLines/>
-      <w:spacing w:before="200" w:after="100"/>
+      <w:spacing w:before="200" w:after="0"/>
       <w:outlineLvl w:val="2"/>
     </w:pPr>
     <w:rPr>
-      <w:rFonts w:asciiTheme="majorHAnsi" w:eastAsiaTheme="majorEastAsia" w:hAnsiTheme="majorHAnsi" w:cstheme="majorBidi" w:ascii="Calibri" w:hAnsi="Calibri" w:cs="Calibri"/>
+      <w:rFonts/>
       <w:b/>
       <w:bCs/>
-      <w:color w:val="1F4D78"/>
-      <w:sz w:val="24"/>
+      <w:color w:val="4F81BD" w:themeColor="accent1"/>
     </w:rPr>
   </w:style>
   <w:style w:type="paragraph" w:styleId="Heading4">
@@ -1054,7 +880,7 @@
       <w:outlineLvl w:val="3"/>
     </w:pPr>
     <w:rPr>
-      <w:rFonts w:asciiTheme="majorHAnsi" w:eastAsiaTheme="majorEastAsia" w:hAnsiTheme="majorHAnsi" w:cstheme="majorBidi"/>
+      <w:rFonts/>
       <w:b/>
       <w:bCs/>
       <w:i/>
@@ -1079,7 +905,7 @@
       <w:outlineLvl w:val="4"/>
     </w:pPr>
     <w:rPr>
-      <w:rFonts w:asciiTheme="majorHAnsi" w:eastAsiaTheme="majorEastAsia" w:hAnsiTheme="majorHAnsi" w:cstheme="majorBidi"/>
+      <w:rFonts/>
       <w:color w:val="243F60" w:themeColor="accent1" w:themeShade="7F"/>
     </w:rPr>
   </w:style>
@@ -1100,7 +926,7 @@
       <w:outlineLvl w:val="5"/>
     </w:pPr>
     <w:rPr>
-      <w:rFonts w:asciiTheme="majorHAnsi" w:eastAsiaTheme="majorEastAsia" w:hAnsiTheme="majorHAnsi" w:cstheme="majorBidi"/>
+      <w:rFonts/>
       <w:i/>
       <w:iCs/>
       <w:color w:val="243F60" w:themeColor="accent1" w:themeShade="7F"/>
@@ -1123,7 +949,7 @@
       <w:outlineLvl w:val="6"/>
     </w:pPr>
     <w:rPr>
-      <w:rFonts w:asciiTheme="majorHAnsi" w:eastAsiaTheme="majorEastAsia" w:hAnsiTheme="majorHAnsi" w:cstheme="majorBidi"/>
+      <w:rFonts/>
       <w:i/>
       <w:iCs/>
       <w:color w:val="404040" w:themeColor="text1" w:themeTint="BF"/>
@@ -1146,7 +972,7 @@
       <w:outlineLvl w:val="7"/>
     </w:pPr>
     <w:rPr>
-      <w:rFonts w:asciiTheme="majorHAnsi" w:eastAsiaTheme="majorEastAsia" w:hAnsiTheme="majorHAnsi" w:cstheme="majorBidi"/>
+      <w:rFonts/>
       <w:color w:val="4F81BD" w:themeColor="accent1"/>
       <w:sz w:val="20"/>
       <w:szCs w:val="20"/>
@@ -1169,7 +995,7 @@
       <w:outlineLvl w:val="8"/>
     </w:pPr>
     <w:rPr>
-      <w:rFonts w:asciiTheme="majorHAnsi" w:eastAsiaTheme="majorEastAsia" w:hAnsiTheme="majorHAnsi" w:cstheme="majorBidi"/>
+      <w:rFonts/>
       <w:i/>
       <w:iCs/>
       <w:color w:val="404040" w:themeColor="text1" w:themeTint="BF"/>
@@ -1220,7 +1046,7 @@
     <w:uiPriority w:val="9"/>
     <w:rsid w:val="00FC693F"/>
     <w:rPr>
-      <w:rFonts w:asciiTheme="majorHAnsi" w:eastAsiaTheme="majorEastAsia" w:hAnsiTheme="majorHAnsi" w:cstheme="majorBidi"/>
+      <w:rFonts/>
       <w:b/>
       <w:bCs/>
       <w:color w:val="365F91" w:themeColor="accent1" w:themeShade="BF"/>
@@ -1235,7 +1061,7 @@
     <w:uiPriority w:val="9"/>
     <w:rsid w:val="00FC693F"/>
     <w:rPr>
-      <w:rFonts w:asciiTheme="majorHAnsi" w:eastAsiaTheme="majorEastAsia" w:hAnsiTheme="majorHAnsi" w:cstheme="majorBidi"/>
+      <w:rFonts/>
       <w:b/>
       <w:bCs/>
       <w:color w:val="4F81BD" w:themeColor="accent1"/>
@@ -1250,7 +1076,7 @@
     <w:uiPriority w:val="9"/>
     <w:rsid w:val="00FC693F"/>
     <w:rPr>
-      <w:rFonts w:asciiTheme="majorHAnsi" w:eastAsiaTheme="majorEastAsia" w:hAnsiTheme="majorHAnsi" w:cstheme="majorBidi"/>
+      <w:rFonts/>
       <w:b/>
       <w:bCs/>
       <w:color w:val="4F81BD" w:themeColor="accent1"/>
@@ -1265,19 +1091,17 @@
     <w:qFormat/>
     <w:rsid w:val="00FC693F"/>
     <w:pPr>
-      <w:pBdr>
-        <w:bottom w:val="single" w:sz="8" w:space="4" w:color="4F81BD" w:themeColor="accent1"/>
-      </w:pBdr>
-      <w:spacing w:after="300" w:line="240" w:lineRule="auto"/>
+      <w:spacing w:after="120" w:line="259" w:lineRule="auto"/>
       <w:contextualSpacing/>
     </w:pPr>
     <w:rPr>
-      <w:rFonts w:asciiTheme="majorHAnsi" w:eastAsiaTheme="majorEastAsia" w:hAnsiTheme="majorHAnsi" w:cstheme="majorBidi"/>
-      <w:color w:val="17365D" w:themeColor="text2" w:themeShade="BF"/>
+      <w:rFonts w:ascii="Times New Roman" w:hAnsi="Times New Roman"/>
+      <w:color w:val="000000"/>
       <w:spacing w:val="5"/>
       <w:kern w:val="28"/>
-      <w:sz w:val="52"/>
+      <w:sz w:val="40"/>
       <w:szCs w:val="52"/>
+      <w:lang w:val="ru-RU"/>
     </w:rPr>
   </w:style>
   <w:style w:type="character" w:customStyle="1" w:styleId="TitleChar">
@@ -1287,7 +1111,7 @@
     <w:uiPriority w:val="10"/>
     <w:rsid w:val="00FC693F"/>
     <w:rPr>
-      <w:rFonts w:asciiTheme="majorHAnsi" w:eastAsiaTheme="majorEastAsia" w:hAnsiTheme="majorHAnsi" w:cstheme="majorBidi"/>
+      <w:rFonts/>
       <w:color w:val="17365D" w:themeColor="text2" w:themeShade="BF"/>
       <w:spacing w:val="5"/>
       <w:kern w:val="28"/>
@@ -1309,7 +1133,7 @@
       </w:numPr>
     </w:pPr>
     <w:rPr>
-      <w:rFonts w:asciiTheme="majorHAnsi" w:eastAsiaTheme="majorEastAsia" w:hAnsiTheme="majorHAnsi" w:cstheme="majorBidi"/>
+      <w:rFonts/>
       <w:i/>
       <w:iCs/>
       <w:color w:val="4F81BD" w:themeColor="accent1"/>
@@ -1325,7 +1149,7 @@
     <w:uiPriority w:val="11"/>
     <w:rsid w:val="00FC693F"/>
     <w:rPr>
-      <w:rFonts w:asciiTheme="majorHAnsi" w:eastAsiaTheme="majorEastAsia" w:hAnsiTheme="majorHAnsi" w:cstheme="majorBidi"/>
+      <w:rFonts/>
       <w:i/>
       <w:iCs/>
       <w:color w:val="4F81BD" w:themeColor="accent1"/>
@@ -1450,8 +1274,15 @@
       <w:numPr>
         <w:numId w:val="1"/>
       </w:numPr>
+      <w:spacing w:after="120" w:line="259" w:lineRule="auto"/>
       <w:contextualSpacing/>
     </w:pPr>
+    <w:rPr>
+      <w:rFonts w:ascii="Times New Roman" w:hAnsi="Times New Roman"/>
+      <w:color w:val="000000"/>
+      <w:sz w:val="24"/>
+      <w:lang w:val="ru-RU"/>
+    </w:rPr>
   </w:style>
   <w:style w:type="paragraph" w:styleId="ListBullet2">
     <w:name w:val="List Bullet 2"/>
@@ -1623,7 +1454,7 @@
     <w:semiHidden/>
     <w:rsid w:val="00FC693F"/>
     <w:rPr>
-      <w:rFonts w:asciiTheme="majorHAnsi" w:eastAsiaTheme="majorEastAsia" w:hAnsiTheme="majorHAnsi" w:cstheme="majorBidi"/>
+      <w:rFonts/>
       <w:b/>
       <w:bCs/>
       <w:i/>
@@ -1639,7 +1470,7 @@
     <w:semiHidden/>
     <w:rsid w:val="00FC693F"/>
     <w:rPr>
-      <w:rFonts w:asciiTheme="majorHAnsi" w:eastAsiaTheme="majorEastAsia" w:hAnsiTheme="majorHAnsi" w:cstheme="majorBidi"/>
+      <w:rFonts/>
       <w:color w:val="243F60" w:themeColor="accent1" w:themeShade="7F"/>
     </w:rPr>
   </w:style>
@@ -1651,7 +1482,7 @@
     <w:semiHidden/>
     <w:rsid w:val="00FC693F"/>
     <w:rPr>
-      <w:rFonts w:asciiTheme="majorHAnsi" w:eastAsiaTheme="majorEastAsia" w:hAnsiTheme="majorHAnsi" w:cstheme="majorBidi"/>
+      <w:rFonts/>
       <w:i/>
       <w:iCs/>
       <w:color w:val="243F60" w:themeColor="accent1" w:themeShade="7F"/>
@@ -1665,7 +1496,7 @@
     <w:semiHidden/>
     <w:rsid w:val="00FC693F"/>
     <w:rPr>
-      <w:rFonts w:asciiTheme="majorHAnsi" w:eastAsiaTheme="majorEastAsia" w:hAnsiTheme="majorHAnsi" w:cstheme="majorBidi"/>
+      <w:rFonts/>
       <w:i/>
       <w:iCs/>
       <w:color w:val="404040" w:themeColor="text1" w:themeTint="BF"/>
@@ -1679,7 +1510,7 @@
     <w:semiHidden/>
     <w:rsid w:val="00FC693F"/>
     <w:rPr>
-      <w:rFonts w:asciiTheme="majorHAnsi" w:eastAsiaTheme="majorEastAsia" w:hAnsiTheme="majorHAnsi" w:cstheme="majorBidi"/>
+      <w:rFonts/>
       <w:color w:val="4F81BD" w:themeColor="accent1"/>
       <w:sz w:val="20"/>
       <w:szCs w:val="20"/>
@@ -1693,7 +1524,7 @@
     <w:semiHidden/>
     <w:rsid w:val="00FC693F"/>
     <w:rPr>
-      <w:rFonts w:asciiTheme="majorHAnsi" w:eastAsiaTheme="majorEastAsia" w:hAnsiTheme="majorHAnsi" w:cstheme="majorBidi"/>
+      <w:rFonts/>
       <w:i/>
       <w:iCs/>
       <w:color w:val="404040" w:themeColor="text1" w:themeTint="BF"/>
@@ -1752,9 +1583,6 @@
     <w:qFormat/>
     <w:rsid w:val="00FC693F"/>
     <w:pPr>
-      <w:pBdr>
-        <w:bottom w:val="single" w:sz="4" w:space="4" w:color="4F81BD" w:themeColor="accent1"/>
-      </w:pBdr>
       <w:spacing w:before="200" w:after="280"/>
       <w:ind w:left="936" w:right="936"/>
     </w:pPr>
@@ -3282,7 +3110,7 @@
         <w:spacing w:before="0" w:after="0" w:line="240" w:lineRule="auto"/>
       </w:pPr>
       <w:rPr>
-        <w:rFonts w:asciiTheme="majorHAnsi" w:eastAsiaTheme="majorEastAsia" w:hAnsiTheme="majorHAnsi" w:cstheme="majorBidi"/>
+        <w:rFonts/>
         <w:b/>
         <w:bCs/>
       </w:rPr>
@@ -3303,7 +3131,7 @@
         <w:spacing w:before="0" w:after="0" w:line="240" w:lineRule="auto"/>
       </w:pPr>
       <w:rPr>
-        <w:rFonts w:asciiTheme="majorHAnsi" w:eastAsiaTheme="majorEastAsia" w:hAnsiTheme="majorHAnsi" w:cstheme="majorBidi"/>
+        <w:rFonts/>
         <w:b/>
         <w:bCs/>
       </w:rPr>
@@ -3321,14 +3149,14 @@
     </w:tblStylePr>
     <w:tblStylePr w:type="firstCol">
       <w:rPr>
-        <w:rFonts w:asciiTheme="majorHAnsi" w:eastAsiaTheme="majorEastAsia" w:hAnsiTheme="majorHAnsi" w:cstheme="majorBidi"/>
+        <w:rFonts/>
         <w:b/>
         <w:bCs/>
       </w:rPr>
     </w:tblStylePr>
     <w:tblStylePr w:type="lastCol">
       <w:rPr>
-        <w:rFonts w:asciiTheme="majorHAnsi" w:eastAsiaTheme="majorEastAsia" w:hAnsiTheme="majorHAnsi" w:cstheme="majorBidi"/>
+        <w:rFonts/>
         <w:b/>
         <w:bCs/>
       </w:rPr>
@@ -3412,7 +3240,7 @@
         <w:spacing w:before="0" w:after="0" w:line="240" w:lineRule="auto"/>
       </w:pPr>
       <w:rPr>
-        <w:rFonts w:asciiTheme="majorHAnsi" w:eastAsiaTheme="majorEastAsia" w:hAnsiTheme="majorHAnsi" w:cstheme="majorBidi"/>
+        <w:rFonts/>
         <w:b/>
         <w:bCs/>
       </w:rPr>
@@ -3433,7 +3261,7 @@
         <w:spacing w:before="0" w:after="0" w:line="240" w:lineRule="auto"/>
       </w:pPr>
       <w:rPr>
-        <w:rFonts w:asciiTheme="majorHAnsi" w:eastAsiaTheme="majorEastAsia" w:hAnsiTheme="majorHAnsi" w:cstheme="majorBidi"/>
+        <w:rFonts/>
         <w:b/>
         <w:bCs/>
       </w:rPr>
@@ -3451,14 +3279,14 @@
     </w:tblStylePr>
     <w:tblStylePr w:type="firstCol">
       <w:rPr>
-        <w:rFonts w:asciiTheme="majorHAnsi" w:eastAsiaTheme="majorEastAsia" w:hAnsiTheme="majorHAnsi" w:cstheme="majorBidi"/>
+        <w:rFonts/>
         <w:b/>
         <w:bCs/>
       </w:rPr>
     </w:tblStylePr>
     <w:tblStylePr w:type="lastCol">
       <w:rPr>
-        <w:rFonts w:asciiTheme="majorHAnsi" w:eastAsiaTheme="majorEastAsia" w:hAnsiTheme="majorHAnsi" w:cstheme="majorBidi"/>
+        <w:rFonts/>
         <w:b/>
         <w:bCs/>
       </w:rPr>
@@ -3542,7 +3370,7 @@
         <w:spacing w:before="0" w:after="0" w:line="240" w:lineRule="auto"/>
       </w:pPr>
       <w:rPr>
-        <w:rFonts w:asciiTheme="majorHAnsi" w:eastAsiaTheme="majorEastAsia" w:hAnsiTheme="majorHAnsi" w:cstheme="majorBidi"/>
+        <w:rFonts/>
         <w:b/>
         <w:bCs/>
       </w:rPr>
@@ -3563,7 +3391,7 @@
         <w:spacing w:before="0" w:after="0" w:line="240" w:lineRule="auto"/>
       </w:pPr>
       <w:rPr>
-        <w:rFonts w:asciiTheme="majorHAnsi" w:eastAsiaTheme="majorEastAsia" w:hAnsiTheme="majorHAnsi" w:cstheme="majorBidi"/>
+        <w:rFonts/>
         <w:b/>
         <w:bCs/>
       </w:rPr>
@@ -3581,14 +3409,14 @@
     </w:tblStylePr>
     <w:tblStylePr w:type="firstCol">
       <w:rPr>
-        <w:rFonts w:asciiTheme="majorHAnsi" w:eastAsiaTheme="majorEastAsia" w:hAnsiTheme="majorHAnsi" w:cstheme="majorBidi"/>
+        <w:rFonts/>
         <w:b/>
         <w:bCs/>
       </w:rPr>
     </w:tblStylePr>
     <w:tblStylePr w:type="lastCol">
       <w:rPr>
-        <w:rFonts w:asciiTheme="majorHAnsi" w:eastAsiaTheme="majorEastAsia" w:hAnsiTheme="majorHAnsi" w:cstheme="majorBidi"/>
+        <w:rFonts/>
         <w:b/>
         <w:bCs/>
       </w:rPr>
@@ -3672,7 +3500,7 @@
         <w:spacing w:before="0" w:after="0" w:line="240" w:lineRule="auto"/>
       </w:pPr>
       <w:rPr>
-        <w:rFonts w:asciiTheme="majorHAnsi" w:eastAsiaTheme="majorEastAsia" w:hAnsiTheme="majorHAnsi" w:cstheme="majorBidi"/>
+        <w:rFonts/>
         <w:b/>
         <w:bCs/>
       </w:rPr>
@@ -3693,7 +3521,7 @@
         <w:spacing w:before="0" w:after="0" w:line="240" w:lineRule="auto"/>
       </w:pPr>
       <w:rPr>
-        <w:rFonts w:asciiTheme="majorHAnsi" w:eastAsiaTheme="majorEastAsia" w:hAnsiTheme="majorHAnsi" w:cstheme="majorBidi"/>
+        <w:rFonts/>
         <w:b/>
         <w:bCs/>
       </w:rPr>
@@ -3711,14 +3539,14 @@
     </w:tblStylePr>
     <w:tblStylePr w:type="firstCol">
       <w:rPr>
-        <w:rFonts w:asciiTheme="majorHAnsi" w:eastAsiaTheme="majorEastAsia" w:hAnsiTheme="majorHAnsi" w:cstheme="majorBidi"/>
+        <w:rFonts/>
         <w:b/>
         <w:bCs/>
       </w:rPr>
     </w:tblStylePr>
     <w:tblStylePr w:type="lastCol">
       <w:rPr>
-        <w:rFonts w:asciiTheme="majorHAnsi" w:eastAsiaTheme="majorEastAsia" w:hAnsiTheme="majorHAnsi" w:cstheme="majorBidi"/>
+        <w:rFonts/>
         <w:b/>
         <w:bCs/>
       </w:rPr>
@@ -3802,7 +3630,7 @@
         <w:spacing w:before="0" w:after="0" w:line="240" w:lineRule="auto"/>
       </w:pPr>
       <w:rPr>
-        <w:rFonts w:asciiTheme="majorHAnsi" w:eastAsiaTheme="majorEastAsia" w:hAnsiTheme="majorHAnsi" w:cstheme="majorBidi"/>
+        <w:rFonts/>
         <w:b/>
         <w:bCs/>
       </w:rPr>
@@ -3823,7 +3651,7 @@
         <w:spacing w:before="0" w:after="0" w:line="240" w:lineRule="auto"/>
       </w:pPr>
       <w:rPr>
-        <w:rFonts w:asciiTheme="majorHAnsi" w:eastAsiaTheme="majorEastAsia" w:hAnsiTheme="majorHAnsi" w:cstheme="majorBidi"/>
+        <w:rFonts/>
         <w:b/>
         <w:bCs/>
       </w:rPr>
@@ -3841,14 +3669,14 @@
     </w:tblStylePr>
     <w:tblStylePr w:type="firstCol">
       <w:rPr>
-        <w:rFonts w:asciiTheme="majorHAnsi" w:eastAsiaTheme="majorEastAsia" w:hAnsiTheme="majorHAnsi" w:cstheme="majorBidi"/>
+        <w:rFonts/>
         <w:b/>
         <w:bCs/>
       </w:rPr>
     </w:tblStylePr>
     <w:tblStylePr w:type="lastCol">
       <w:rPr>
-        <w:rFonts w:asciiTheme="majorHAnsi" w:eastAsiaTheme="majorEastAsia" w:hAnsiTheme="majorHAnsi" w:cstheme="majorBidi"/>
+        <w:rFonts/>
         <w:b/>
         <w:bCs/>
       </w:rPr>
@@ -3932,7 +3760,7 @@
         <w:spacing w:before="0" w:after="0" w:line="240" w:lineRule="auto"/>
       </w:pPr>
       <w:rPr>
-        <w:rFonts w:asciiTheme="majorHAnsi" w:eastAsiaTheme="majorEastAsia" w:hAnsiTheme="majorHAnsi" w:cstheme="majorBidi"/>
+        <w:rFonts/>
         <w:b/>
         <w:bCs/>
       </w:rPr>
@@ -3953,7 +3781,7 @@
         <w:spacing w:before="0" w:after="0" w:line="240" w:lineRule="auto"/>
       </w:pPr>
       <w:rPr>
-        <w:rFonts w:asciiTheme="majorHAnsi" w:eastAsiaTheme="majorEastAsia" w:hAnsiTheme="majorHAnsi" w:cstheme="majorBidi"/>
+        <w:rFonts/>
         <w:b/>
         <w:bCs/>
       </w:rPr>
@@ -3971,14 +3799,14 @@
     </w:tblStylePr>
     <w:tblStylePr w:type="firstCol">
       <w:rPr>
-        <w:rFonts w:asciiTheme="majorHAnsi" w:eastAsiaTheme="majorEastAsia" w:hAnsiTheme="majorHAnsi" w:cstheme="majorBidi"/>
+        <w:rFonts/>
         <w:b/>
         <w:bCs/>
       </w:rPr>
     </w:tblStylePr>
     <w:tblStylePr w:type="lastCol">
       <w:rPr>
-        <w:rFonts w:asciiTheme="majorHAnsi" w:eastAsiaTheme="majorEastAsia" w:hAnsiTheme="majorHAnsi" w:cstheme="majorBidi"/>
+        <w:rFonts/>
         <w:b/>
         <w:bCs/>
       </w:rPr>
@@ -4062,7 +3890,7 @@
         <w:spacing w:before="0" w:after="0" w:line="240" w:lineRule="auto"/>
       </w:pPr>
       <w:rPr>
-        <w:rFonts w:asciiTheme="majorHAnsi" w:eastAsiaTheme="majorEastAsia" w:hAnsiTheme="majorHAnsi" w:cstheme="majorBidi"/>
+        <w:rFonts/>
         <w:b/>
         <w:bCs/>
       </w:rPr>
@@ -4083,7 +3911,7 @@
         <w:spacing w:before="0" w:after="0" w:line="240" w:lineRule="auto"/>
       </w:pPr>
       <w:rPr>
-        <w:rFonts w:asciiTheme="majorHAnsi" w:eastAsiaTheme="majorEastAsia" w:hAnsiTheme="majorHAnsi" w:cstheme="majorBidi"/>
+        <w:rFonts/>
         <w:b/>
         <w:bCs/>
       </w:rPr>
@@ -4101,14 +3929,14 @@
     </w:tblStylePr>
     <w:tblStylePr w:type="firstCol">
       <w:rPr>
-        <w:rFonts w:asciiTheme="majorHAnsi" w:eastAsiaTheme="majorEastAsia" w:hAnsiTheme="majorHAnsi" w:cstheme="majorBidi"/>
+        <w:rFonts/>
         <w:b/>
         <w:bCs/>
       </w:rPr>
     </w:tblStylePr>
     <w:tblStylePr w:type="lastCol">
       <w:rPr>
-        <w:rFonts w:asciiTheme="majorHAnsi" w:eastAsiaTheme="majorEastAsia" w:hAnsiTheme="majorHAnsi" w:cstheme="majorBidi"/>
+        <w:rFonts/>
         <w:b/>
         <w:bCs/>
       </w:rPr>
@@ -5973,7 +5801,7 @@
     </w:tblPr>
     <w:tblStylePr w:type="firstRow">
       <w:rPr>
-        <w:rFonts w:asciiTheme="majorHAnsi" w:eastAsiaTheme="majorEastAsia" w:hAnsiTheme="majorHAnsi" w:cstheme="majorBidi"/>
+        <w:rFonts/>
       </w:rPr>
       <w:tblPr/>
       <w:tcPr>
@@ -6057,7 +5885,7 @@
     </w:tblPr>
     <w:tblStylePr w:type="firstRow">
       <w:rPr>
-        <w:rFonts w:asciiTheme="majorHAnsi" w:eastAsiaTheme="majorEastAsia" w:hAnsiTheme="majorHAnsi" w:cstheme="majorBidi"/>
+        <w:rFonts/>
       </w:rPr>
       <w:tblPr/>
       <w:tcPr>
@@ -6141,7 +5969,7 @@
     </w:tblPr>
     <w:tblStylePr w:type="firstRow">
       <w:rPr>
-        <w:rFonts w:asciiTheme="majorHAnsi" w:eastAsiaTheme="majorEastAsia" w:hAnsiTheme="majorHAnsi" w:cstheme="majorBidi"/>
+        <w:rFonts/>
       </w:rPr>
       <w:tblPr/>
       <w:tcPr>
@@ -6225,7 +6053,7 @@
     </w:tblPr>
     <w:tblStylePr w:type="firstRow">
       <w:rPr>
-        <w:rFonts w:asciiTheme="majorHAnsi" w:eastAsiaTheme="majorEastAsia" w:hAnsiTheme="majorHAnsi" w:cstheme="majorBidi"/>
+        <w:rFonts/>
       </w:rPr>
       <w:tblPr/>
       <w:tcPr>
@@ -6309,7 +6137,7 @@
     </w:tblPr>
     <w:tblStylePr w:type="firstRow">
       <w:rPr>
-        <w:rFonts w:asciiTheme="majorHAnsi" w:eastAsiaTheme="majorEastAsia" w:hAnsiTheme="majorHAnsi" w:cstheme="majorBidi"/>
+        <w:rFonts/>
       </w:rPr>
       <w:tblPr/>
       <w:tcPr>
@@ -6393,7 +6221,7 @@
     </w:tblPr>
     <w:tblStylePr w:type="firstRow">
       <w:rPr>
-        <w:rFonts w:asciiTheme="majorHAnsi" w:eastAsiaTheme="majorEastAsia" w:hAnsiTheme="majorHAnsi" w:cstheme="majorBidi"/>
+        <w:rFonts/>
       </w:rPr>
       <w:tblPr/>
       <w:tcPr>
@@ -6477,7 +6305,7 @@
     </w:tblPr>
     <w:tblStylePr w:type="firstRow">
       <w:rPr>
-        <w:rFonts w:asciiTheme="majorHAnsi" w:eastAsiaTheme="majorEastAsia" w:hAnsiTheme="majorHAnsi" w:cstheme="majorBidi"/>
+        <w:rFonts/>
       </w:rPr>
       <w:tblPr/>
       <w:tcPr>
@@ -6542,7 +6370,7 @@
       <w:spacing w:after="0" w:line="240" w:lineRule="auto"/>
     </w:pPr>
     <w:rPr>
-      <w:rFonts w:asciiTheme="majorHAnsi" w:eastAsiaTheme="majorEastAsia" w:hAnsiTheme="majorHAnsi" w:cstheme="majorBidi"/>
+      <w:rFonts/>
       <w:color w:val="000000" w:themeColor="text1"/>
     </w:rPr>
     <w:tblPr>
@@ -6670,7 +6498,7 @@
       <w:spacing w:after="0" w:line="240" w:lineRule="auto"/>
     </w:pPr>
     <w:rPr>
-      <w:rFonts w:asciiTheme="majorHAnsi" w:eastAsiaTheme="majorEastAsia" w:hAnsiTheme="majorHAnsi" w:cstheme="majorBidi"/>
+      <w:rFonts/>
       <w:color w:val="000000" w:themeColor="text1"/>
     </w:rPr>
     <w:tblPr>
@@ -6798,7 +6626,7 @@
       <w:spacing w:after="0" w:line="240" w:lineRule="auto"/>
     </w:pPr>
     <w:rPr>
-      <w:rFonts w:asciiTheme="majorHAnsi" w:eastAsiaTheme="majorEastAsia" w:hAnsiTheme="majorHAnsi" w:cstheme="majorBidi"/>
+      <w:rFonts/>
       <w:color w:val="000000" w:themeColor="text1"/>
     </w:rPr>
     <w:tblPr>
@@ -6926,7 +6754,7 @@
       <w:spacing w:after="0" w:line="240" w:lineRule="auto"/>
     </w:pPr>
     <w:rPr>
-      <w:rFonts w:asciiTheme="majorHAnsi" w:eastAsiaTheme="majorEastAsia" w:hAnsiTheme="majorHAnsi" w:cstheme="majorBidi"/>
+      <w:rFonts/>
       <w:color w:val="000000" w:themeColor="text1"/>
     </w:rPr>
     <w:tblPr>
@@ -7054,7 +6882,7 @@
       <w:spacing w:after="0" w:line="240" w:lineRule="auto"/>
     </w:pPr>
     <w:rPr>
-      <w:rFonts w:asciiTheme="majorHAnsi" w:eastAsiaTheme="majorEastAsia" w:hAnsiTheme="majorHAnsi" w:cstheme="majorBidi"/>
+      <w:rFonts/>
       <w:color w:val="000000" w:themeColor="text1"/>
     </w:rPr>
     <w:tblPr>
@@ -7182,7 +7010,7 @@
       <w:spacing w:after="0" w:line="240" w:lineRule="auto"/>
     </w:pPr>
     <w:rPr>
-      <w:rFonts w:asciiTheme="majorHAnsi" w:eastAsiaTheme="majorEastAsia" w:hAnsiTheme="majorHAnsi" w:cstheme="majorBidi"/>
+      <w:rFonts/>
       <w:color w:val="000000" w:themeColor="text1"/>
     </w:rPr>
     <w:tblPr>
@@ -7310,7 +7138,7 @@
       <w:spacing w:after="0" w:line="240" w:lineRule="auto"/>
     </w:pPr>
     <w:rPr>
-      <w:rFonts w:asciiTheme="majorHAnsi" w:eastAsiaTheme="majorEastAsia" w:hAnsiTheme="majorHAnsi" w:cstheme="majorBidi"/>
+      <w:rFonts/>
       <w:color w:val="000000" w:themeColor="text1"/>
     </w:rPr>
     <w:tblPr>
@@ -7949,7 +7777,7 @@
       <w:spacing w:after="0" w:line="240" w:lineRule="auto"/>
     </w:pPr>
     <w:rPr>
-      <w:rFonts w:asciiTheme="majorHAnsi" w:eastAsiaTheme="majorEastAsia" w:hAnsiTheme="majorHAnsi" w:cstheme="majorBidi"/>
+      <w:rFonts/>
       <w:color w:val="000000" w:themeColor="text1"/>
     </w:rPr>
     <w:tblPr>
@@ -8074,7 +7902,7 @@
       <w:spacing w:after="0" w:line="240" w:lineRule="auto"/>
     </w:pPr>
     <w:rPr>
-      <w:rFonts w:asciiTheme="majorHAnsi" w:eastAsiaTheme="majorEastAsia" w:hAnsiTheme="majorHAnsi" w:cstheme="majorBidi"/>
+      <w:rFonts/>
       <w:color w:val="000000" w:themeColor="text1"/>
     </w:rPr>
     <w:tblPr>
@@ -8199,7 +8027,7 @@
       <w:spacing w:after="0" w:line="240" w:lineRule="auto"/>
     </w:pPr>
     <w:rPr>
-      <w:rFonts w:asciiTheme="majorHAnsi" w:eastAsiaTheme="majorEastAsia" w:hAnsiTheme="majorHAnsi" w:cstheme="majorBidi"/>
+      <w:rFonts/>
       <w:color w:val="000000" w:themeColor="text1"/>
     </w:rPr>
     <w:tblPr>
@@ -8324,7 +8152,7 @@
       <w:spacing w:after="0" w:line="240" w:lineRule="auto"/>
     </w:pPr>
     <w:rPr>
-      <w:rFonts w:asciiTheme="majorHAnsi" w:eastAsiaTheme="majorEastAsia" w:hAnsiTheme="majorHAnsi" w:cstheme="majorBidi"/>
+      <w:rFonts/>
       <w:color w:val="000000" w:themeColor="text1"/>
     </w:rPr>
     <w:tblPr>
@@ -8449,7 +8277,7 @@
       <w:spacing w:after="0" w:line="240" w:lineRule="auto"/>
     </w:pPr>
     <w:rPr>
-      <w:rFonts w:asciiTheme="majorHAnsi" w:eastAsiaTheme="majorEastAsia" w:hAnsiTheme="majorHAnsi" w:cstheme="majorBidi"/>
+      <w:rFonts/>
       <w:color w:val="000000" w:themeColor="text1"/>
     </w:rPr>
     <w:tblPr>
@@ -8574,7 +8402,7 @@
       <w:spacing w:after="0" w:line="240" w:lineRule="auto"/>
     </w:pPr>
     <w:rPr>
-      <w:rFonts w:asciiTheme="majorHAnsi" w:eastAsiaTheme="majorEastAsia" w:hAnsiTheme="majorHAnsi" w:cstheme="majorBidi"/>
+      <w:rFonts/>
       <w:color w:val="000000" w:themeColor="text1"/>
     </w:rPr>
     <w:tblPr>
@@ -8699,7 +8527,7 @@
       <w:spacing w:after="0" w:line="240" w:lineRule="auto"/>
     </w:pPr>
     <w:rPr>
-      <w:rFonts w:asciiTheme="majorHAnsi" w:eastAsiaTheme="majorEastAsia" w:hAnsiTheme="majorHAnsi" w:cstheme="majorBidi"/>
+      <w:rFonts/>
       <w:color w:val="000000" w:themeColor="text1"/>
     </w:rPr>
     <w:tblPr>
